--- a/lr6.docx
+++ b/lr6.docx
@@ -39,25 +39,7 @@
           <w:szCs w:val="24"/>
           <w:lang w:eastAsia="ru-RU"/>
         </w:rPr>
-        <w:t>ФГАОУ ВО «</w:t>
-      </w:r>
-      <w:proofErr w:type="spellStart"/>
-      <w:r>
-        <w:rPr>
-          <w:rFonts w:eastAsia="Times New Roman" w:cs="Times New Roman"/>
-          <w:szCs w:val="24"/>
-          <w:lang w:eastAsia="ru-RU"/>
-        </w:rPr>
-        <w:t>УрФУ</w:t>
-      </w:r>
-      <w:proofErr w:type="spellEnd"/>
-      <w:r>
-        <w:rPr>
-          <w:rFonts w:eastAsia="Times New Roman" w:cs="Times New Roman"/>
-          <w:szCs w:val="24"/>
-          <w:lang w:eastAsia="ru-RU"/>
-        </w:rPr>
-        <w:t xml:space="preserve"> имени первого Президента России Б.Н. Ельцина»</w:t>
+        <w:t>ФГАОУ ВО «УрФУ имени первого Президента России Б.Н. Ельцина»</w:t>
       </w:r>
     </w:p>
     <w:p>
@@ -227,29 +209,7 @@
           <w:szCs w:val="32"/>
           <w:lang w:eastAsia="ru-RU"/>
         </w:rPr>
-        <w:t xml:space="preserve">Основы работы с </w:t>
-      </w:r>
-      <w:proofErr w:type="spellStart"/>
-      <w:r>
-        <w:rPr>
-          <w:rFonts w:eastAsia="Times New Roman" w:cs="Times New Roman"/>
-          <w:b/>
-          <w:sz w:val="32"/>
-          <w:szCs w:val="32"/>
-          <w:lang w:eastAsia="ru-RU"/>
-        </w:rPr>
-        <w:t>RabbitMQ</w:t>
-      </w:r>
-      <w:proofErr w:type="spellEnd"/>
-      <w:r>
-        <w:rPr>
-          <w:rFonts w:eastAsia="Times New Roman" w:cs="Times New Roman"/>
-          <w:b/>
-          <w:sz w:val="32"/>
-          <w:szCs w:val="32"/>
-          <w:lang w:eastAsia="ru-RU"/>
-        </w:rPr>
-        <w:t xml:space="preserve"> </w:t>
+        <w:t xml:space="preserve">Основы работы с RabbitMQ </w:t>
       </w:r>
     </w:p>
     <w:p>
@@ -684,29 +644,54 @@
         <w:t xml:space="preserve">: </w:t>
       </w:r>
       <w:r>
-        <w:t xml:space="preserve">освоить основные принципы работы с брокером сообщений </w:t>
-      </w:r>
-      <w:proofErr w:type="spellStart"/>
-      <w:r>
+        <w:t>освоить основные принципы работы с брокером сообщений RabbitMQ в Python, изучить различные паттерны обмена сообщениями и научиться создавать распределенные приложения.</w:t>
+      </w:r>
+    </w:p>
+    <w:p>
+      <w:pPr>
+        <w:pStyle w:val="1"/>
+        <w:rPr>
+          <w:lang w:eastAsia="ru-RU"/>
+        </w:rPr>
+      </w:pPr>
+      <w:r>
+        <w:rPr>
+          <w:lang w:eastAsia="ru-RU"/>
+        </w:rPr>
+        <w:t>Ход работы</w:t>
+      </w:r>
+    </w:p>
+    <w:p>
+      <w:pPr>
+        <w:pStyle w:val="2"/>
+        <w:rPr>
+          <w:lang w:eastAsia="ru-RU"/>
+        </w:rPr>
+      </w:pPr>
+      <w:r>
+        <w:rPr>
+          <w:lang w:eastAsia="ru-RU"/>
+        </w:rPr>
+        <w:t>Настройка контейнера с RabbitMQ</w:t>
+      </w:r>
+    </w:p>
+    <w:p>
+      <w:pPr>
+        <w:rPr>
+          <w:lang w:eastAsia="ru-RU"/>
+        </w:rPr>
+      </w:pPr>
+      <w:r>
+        <w:rPr>
+          <w:lang w:eastAsia="ru-RU"/>
+        </w:rPr>
+        <w:t xml:space="preserve">Добавлена конфигурация </w:t>
+      </w:r>
+      <w:r>
+        <w:rPr>
+          <w:lang w:val="en-US" w:eastAsia="ru-RU"/>
+        </w:rPr>
         <w:t>RabbitMQ</w:t>
-      </w:r>
-      <w:proofErr w:type="spellEnd"/>
-      <w:r>
-        <w:t xml:space="preserve"> в Python, изучить различные паттерны обмена сообщениями и научиться создавать распределенные приложения.</w:t>
-      </w:r>
-    </w:p>
-    <w:p>
-      <w:pPr>
-        <w:pStyle w:val="1"/>
-        <w:rPr>
-          <w:lang w:eastAsia="ru-RU"/>
-        </w:rPr>
-      </w:pPr>
-      <w:r>
-        <w:rPr>
-          <w:lang w:eastAsia="ru-RU"/>
-        </w:rPr>
-        <w:t>Ход работы</w:t>
       </w:r>
     </w:p>
     <w:p>
@@ -763,27 +748,14 @@
       <w:r>
         <w:t xml:space="preserve">Рисунок </w:t>
       </w:r>
-      <w:r>
-        <w:fldChar w:fldCharType="begin"/>
-      </w:r>
-      <w:r>
-        <w:instrText xml:space="preserve"> SEQ Рисунок \* ARABIC </w:instrText>
-      </w:r>
-      <w:r>
-        <w:fldChar w:fldCharType="separate"/>
-      </w:r>
-      <w:r>
-        <w:rPr>
-          <w:noProof/>
-        </w:rPr>
-        <w:t>1</w:t>
-      </w:r>
-      <w:r>
-        <w:rPr>
-          <w:noProof/>
-        </w:rPr>
-        <w:fldChar w:fldCharType="end"/>
-      </w:r>
+      <w:fldSimple w:instr=" SEQ Рисунок \* ARABIC ">
+        <w:r>
+          <w:rPr>
+            <w:noProof/>
+          </w:rPr>
+          <w:t>1</w:t>
+        </w:r>
+      </w:fldSimple>
       <w:r>
         <w:t xml:space="preserve"> - Добавление </w:t>
       </w:r>
@@ -804,6 +776,20 @@
       </w:r>
       <w:r>
         <w:t>а</w:t>
+      </w:r>
+    </w:p>
+    <w:p>
+      <w:r>
+        <w:t xml:space="preserve">Проверена работа графического веб-интерфейса </w:t>
+      </w:r>
+      <w:r>
+        <w:rPr>
+          <w:lang w:val="en-US"/>
+        </w:rPr>
+        <w:t>RabbitMQ</w:t>
+      </w:r>
+      <w:r>
+        <w:t>.</w:t>
       </w:r>
     </w:p>
     <w:p>
@@ -863,27 +849,14 @@
       <w:r>
         <w:t xml:space="preserve">Рисунок </w:t>
       </w:r>
-      <w:r>
-        <w:fldChar w:fldCharType="begin"/>
-      </w:r>
-      <w:r>
-        <w:instrText xml:space="preserve"> SEQ Рисунок \* ARABIC </w:instrText>
-      </w:r>
-      <w:r>
-        <w:fldChar w:fldCharType="separate"/>
-      </w:r>
-      <w:r>
-        <w:rPr>
-          <w:noProof/>
-        </w:rPr>
-        <w:t>2</w:t>
-      </w:r>
-      <w:r>
-        <w:rPr>
-          <w:noProof/>
-        </w:rPr>
-        <w:fldChar w:fldCharType="end"/>
-      </w:r>
+      <w:fldSimple w:instr=" SEQ Рисунок \* ARABIC ">
+        <w:r>
+          <w:rPr>
+            <w:noProof/>
+          </w:rPr>
+          <w:t>2</w:t>
+        </w:r>
+      </w:fldSimple>
       <w:r>
         <w:t xml:space="preserve"> - Веб интерфейс </w:t>
       </w:r>
@@ -892,22 +865,64 @@
           <w:lang w:val="en-US"/>
         </w:rPr>
         <w:t>RabbitMQ</w:t>
+      </w:r>
+    </w:p>
+    <w:p>
+      <w:pPr>
+        <w:pStyle w:val="2"/>
+        <w:rPr>
+          <w:lang w:val="en-US"/>
+        </w:rPr>
+      </w:pPr>
+      <w:r>
+        <w:rPr>
+          <w:lang w:val="en-US"/>
+        </w:rPr>
+        <w:t>Подключение к очередям</w:t>
+      </w:r>
+    </w:p>
+    <w:p>
+      <w:r>
+        <w:t xml:space="preserve">Был создан файл </w:t>
+      </w:r>
+      <w:r>
+        <w:rPr>
+          <w:lang w:val="en-US"/>
+        </w:rPr>
+        <w:t>rabbit</w:t>
+      </w:r>
+      <w:r>
+        <w:t>_</w:t>
+      </w:r>
+      <w:r>
+        <w:rPr>
+          <w:lang w:val="en-US"/>
+        </w:rPr>
+        <w:t>demo</w:t>
+      </w:r>
+      <w:r>
+        <w:t xml:space="preserve"> </w:t>
+      </w:r>
+      <w:r>
+        <w:t>для проверки работы с очередями. Проверена его работа.</w:t>
       </w:r>
     </w:p>
     <w:p>
       <w:pPr>
         <w:keepNext/>
         <w:ind w:firstLine="0"/>
+        <w:jc w:val="center"/>
       </w:pPr>
       <w:r>
         <w:rPr>
           <w:noProof/>
+          <w:lang w:val="en-US"/>
         </w:rPr>
         <w:drawing>
-          <wp:inline distT="0" distB="0" distL="0" distR="0" wp14:anchorId="61190919" wp14:editId="24EDFE03">
-            <wp:extent cx="5940425" cy="3225800"/>
-            <wp:effectExtent l="0" t="0" r="3175" b="0"/>
-            <wp:docPr id="2" name="Рисунок 2"/>
+          <wp:inline distT="0" distB="0" distL="0" distR="0" wp14:anchorId="74A1EB4C" wp14:editId="0886C666">
+            <wp:extent cx="4579458" cy="3789373"/>
+            <wp:effectExtent l="0" t="0" r="0" b="1905"/>
+            <wp:docPr id="6" name="Рисунок 6"/>
             <wp:cNvGraphicFramePr>
               <a:graphicFrameLocks xmlns:a="http://schemas.openxmlformats.org/drawingml/2006/main" noChangeAspect="1"/>
             </wp:cNvGraphicFramePr>
@@ -927,7 +942,7 @@
                   <pic:spPr>
                     <a:xfrm>
                       <a:off x="0" y="0"/>
-                      <a:ext cx="5940425" cy="3225800"/>
+                      <a:ext cx="4583361" cy="3792603"/>
                     </a:xfrm>
                     <a:prstGeom prst="rect">
                       <a:avLst/>
@@ -956,20 +971,911 @@
         </w:r>
       </w:fldSimple>
       <w:r>
+        <w:t xml:space="preserve"> - </w:t>
+      </w:r>
+      <w:r>
+        <w:t xml:space="preserve">Файл </w:t>
+      </w:r>
+      <w:r>
+        <w:rPr>
+          <w:lang w:val="en-US"/>
+        </w:rPr>
+        <w:t>rabbit</w:t>
+      </w:r>
+      <w:r>
+        <w:t>_</w:t>
+      </w:r>
+      <w:r>
+        <w:rPr>
+          <w:lang w:val="en-US"/>
+        </w:rPr>
+        <w:t>demo</w:t>
+      </w:r>
+      <w:r>
+        <w:t>.</w:t>
+      </w:r>
+      <w:r>
+        <w:rPr>
+          <w:lang w:val="en-US"/>
+        </w:rPr>
+        <w:t>py</w:t>
+      </w:r>
+    </w:p>
+    <w:p>
+      <w:pPr>
+        <w:keepNext/>
+        <w:ind w:firstLine="0"/>
+      </w:pPr>
+      <w:r>
         <w:rPr>
           <w:noProof/>
         </w:rPr>
+        <w:lastRenderedPageBreak/>
+        <w:drawing>
+          <wp:inline distT="0" distB="0" distL="0" distR="0" wp14:anchorId="7CF369BB" wp14:editId="54CD4181">
+            <wp:extent cx="5940425" cy="911860"/>
+            <wp:effectExtent l="0" t="0" r="3175" b="2540"/>
+            <wp:docPr id="5" name="Рисунок 5"/>
+            <wp:cNvGraphicFramePr>
+              <a:graphicFrameLocks xmlns:a="http://schemas.openxmlformats.org/drawingml/2006/main" noChangeAspect="1"/>
+            </wp:cNvGraphicFramePr>
+            <a:graphic xmlns:a="http://schemas.openxmlformats.org/drawingml/2006/main">
+              <a:graphicData uri="http://schemas.openxmlformats.org/drawingml/2006/picture">
+                <pic:pic xmlns:pic="http://schemas.openxmlformats.org/drawingml/2006/picture">
+                  <pic:nvPicPr>
+                    <pic:cNvPr id="1" name=""/>
+                    <pic:cNvPicPr/>
+                  </pic:nvPicPr>
+                  <pic:blipFill>
+                    <a:blip r:embed="rId11"/>
+                    <a:stretch>
+                      <a:fillRect/>
+                    </a:stretch>
+                  </pic:blipFill>
+                  <pic:spPr>
+                    <a:xfrm>
+                      <a:off x="0" y="0"/>
+                      <a:ext cx="5940425" cy="911860"/>
+                    </a:xfrm>
+                    <a:prstGeom prst="rect">
+                      <a:avLst/>
+                    </a:prstGeom>
+                  </pic:spPr>
+                </pic:pic>
+              </a:graphicData>
+            </a:graphic>
+          </wp:inline>
+        </w:drawing>
+      </w:r>
+    </w:p>
+    <w:p>
+      <w:pPr>
+        <w:pStyle w:val="ab"/>
+        <w:rPr>
+          <w:noProof/>
+        </w:rPr>
+      </w:pPr>
+      <w:r>
+        <w:t xml:space="preserve">Рисунок </w:t>
+      </w:r>
+      <w:r>
+        <w:t>4</w:t>
+      </w:r>
+      <w:r>
+        <w:rPr>
+          <w:noProof/>
+        </w:rPr>
+        <w:t xml:space="preserve"> - </w:t>
+      </w:r>
+      <w:r>
+        <w:rPr>
+          <w:noProof/>
+        </w:rPr>
+        <w:t xml:space="preserve">Результат вызова </w:t>
+      </w:r>
+      <w:r>
+        <w:rPr>
+          <w:noProof/>
+          <w:lang w:val="en-US"/>
+        </w:rPr>
+        <w:t>rabbit</w:t>
+      </w:r>
+      <w:r>
+        <w:rPr>
+          <w:noProof/>
+        </w:rPr>
+        <w:t>_</w:t>
+      </w:r>
+      <w:r>
+        <w:rPr>
+          <w:noProof/>
+          <w:lang w:val="en-US"/>
+        </w:rPr>
+        <w:t>demo</w:t>
+      </w:r>
+      <w:r>
+        <w:rPr>
+          <w:noProof/>
+        </w:rPr>
+        <w:t>.</w:t>
+      </w:r>
+      <w:r>
+        <w:rPr>
+          <w:noProof/>
+          <w:lang w:val="en-US"/>
+        </w:rPr>
+        <w:t>py</w:t>
+      </w:r>
+    </w:p>
+    <w:p>
+      <w:pPr>
+        <w:keepNext/>
+        <w:ind w:firstLine="0"/>
+        <w:jc w:val="center"/>
+      </w:pPr>
+      <w:r>
+        <w:rPr>
+          <w:noProof/>
+        </w:rPr>
+        <w:drawing>
+          <wp:inline distT="0" distB="0" distL="0" distR="0" wp14:anchorId="5035B157" wp14:editId="3EC06ED1">
+            <wp:extent cx="5238676" cy="2792654"/>
+            <wp:effectExtent l="0" t="0" r="635" b="8255"/>
+            <wp:docPr id="4" name="Рисунок 4"/>
+            <wp:cNvGraphicFramePr>
+              <a:graphicFrameLocks xmlns:a="http://schemas.openxmlformats.org/drawingml/2006/main" noChangeAspect="1"/>
+            </wp:cNvGraphicFramePr>
+            <a:graphic xmlns:a="http://schemas.openxmlformats.org/drawingml/2006/main">
+              <a:graphicData uri="http://schemas.openxmlformats.org/drawingml/2006/picture">
+                <pic:pic xmlns:pic="http://schemas.openxmlformats.org/drawingml/2006/picture">
+                  <pic:nvPicPr>
+                    <pic:cNvPr id="1" name=""/>
+                    <pic:cNvPicPr/>
+                  </pic:nvPicPr>
+                  <pic:blipFill>
+                    <a:blip r:embed="rId12"/>
+                    <a:stretch>
+                      <a:fillRect/>
+                    </a:stretch>
+                  </pic:blipFill>
+                  <pic:spPr>
+                    <a:xfrm>
+                      <a:off x="0" y="0"/>
+                      <a:ext cx="5244922" cy="2795984"/>
+                    </a:xfrm>
+                    <a:prstGeom prst="rect">
+                      <a:avLst/>
+                    </a:prstGeom>
+                  </pic:spPr>
+                </pic:pic>
+              </a:graphicData>
+            </a:graphic>
+          </wp:inline>
+        </w:drawing>
+      </w:r>
+    </w:p>
+    <w:p>
+      <w:pPr>
+        <w:pStyle w:val="ab"/>
+        <w:rPr>
+          <w:noProof/>
+        </w:rPr>
+      </w:pPr>
+      <w:r>
+        <w:t xml:space="preserve">Рисунок </w:t>
+      </w:r>
+      <w:r>
+        <w:t>5</w:t>
+      </w:r>
+      <w:r>
+        <w:rPr>
+          <w:noProof/>
+        </w:rPr>
         <w:t xml:space="preserve"> - Получение сообщения</w:t>
       </w:r>
+      <w:r>
+        <w:rPr>
+          <w:noProof/>
+        </w:rPr>
+        <w:t xml:space="preserve"> </w:t>
+      </w:r>
+      <w:r>
+        <w:rPr>
+          <w:noProof/>
+        </w:rPr>
+        <w:t>в веб интерфейсе</w:t>
+      </w:r>
+      <w:r>
+        <w:rPr>
+          <w:noProof/>
+        </w:rPr>
+        <w:t xml:space="preserve"> </w:t>
+      </w:r>
+      <w:r>
+        <w:rPr>
+          <w:noProof/>
+          <w:lang w:val="en-US"/>
+        </w:rPr>
+        <w:t>rabbitMQ</w:t>
+      </w:r>
+    </w:p>
+    <w:p>
+      <w:pPr>
+        <w:pStyle w:val="2"/>
+      </w:pPr>
+      <w:r>
+        <w:t>Реализация обработки входящих заказов и продукции</w:t>
+      </w:r>
+    </w:p>
+    <w:p>
+      <w:r>
+        <w:t xml:space="preserve">Был создан файл </w:t>
+      </w:r>
+      <w:r>
+        <w:rPr>
+          <w:lang w:val="en-US"/>
+        </w:rPr>
+        <w:t>rabbitmq</w:t>
+      </w:r>
+      <w:r>
+        <w:t>.</w:t>
+      </w:r>
+      <w:r>
+        <w:rPr>
+          <w:lang w:val="en-US"/>
+        </w:rPr>
+        <w:t>py</w:t>
+      </w:r>
+      <w:r>
+        <w:t xml:space="preserve"> </w:t>
+      </w:r>
+      <w:r>
+        <w:t>для прослушивания очередей и обработки запросов. В нем прописан функционал по входящим заказам и продукции. Также реализовано работа логика работы с заказами и продуктами.</w:t>
+      </w:r>
+    </w:p>
+    <w:p>
+      <w:pPr>
+        <w:keepNext/>
+        <w:ind w:firstLine="0"/>
+      </w:pPr>
+      <w:r>
+        <w:rPr>
+          <w:noProof/>
+        </w:rPr>
+        <w:lastRenderedPageBreak/>
+        <w:drawing>
+          <wp:inline distT="0" distB="0" distL="0" distR="0" wp14:anchorId="2AA76630" wp14:editId="73081A79">
+            <wp:extent cx="5940425" cy="5713730"/>
+            <wp:effectExtent l="0" t="0" r="3175" b="1270"/>
+            <wp:docPr id="7" name="Рисунок 7"/>
+            <wp:cNvGraphicFramePr>
+              <a:graphicFrameLocks xmlns:a="http://schemas.openxmlformats.org/drawingml/2006/main" noChangeAspect="1"/>
+            </wp:cNvGraphicFramePr>
+            <a:graphic xmlns:a="http://schemas.openxmlformats.org/drawingml/2006/main">
+              <a:graphicData uri="http://schemas.openxmlformats.org/drawingml/2006/picture">
+                <pic:pic xmlns:pic="http://schemas.openxmlformats.org/drawingml/2006/picture">
+                  <pic:nvPicPr>
+                    <pic:cNvPr id="1" name=""/>
+                    <pic:cNvPicPr/>
+                  </pic:nvPicPr>
+                  <pic:blipFill>
+                    <a:blip r:embed="rId13"/>
+                    <a:stretch>
+                      <a:fillRect/>
+                    </a:stretch>
+                  </pic:blipFill>
+                  <pic:spPr>
+                    <a:xfrm>
+                      <a:off x="0" y="0"/>
+                      <a:ext cx="5940425" cy="5713730"/>
+                    </a:xfrm>
+                    <a:prstGeom prst="rect">
+                      <a:avLst/>
+                    </a:prstGeom>
+                  </pic:spPr>
+                </pic:pic>
+              </a:graphicData>
+            </a:graphic>
+          </wp:inline>
+        </w:drawing>
+      </w:r>
+    </w:p>
+    <w:p>
+      <w:pPr>
+        <w:pStyle w:val="ab"/>
+      </w:pPr>
+      <w:r>
+        <w:t xml:space="preserve">Рисунок </w:t>
+      </w:r>
+      <w:r>
+        <w:rPr>
+          <w:lang w:val="en-US"/>
+        </w:rPr>
+        <w:t>6 - rabbitmq.py</w:t>
+      </w:r>
+    </w:p>
+    <w:p>
+      <w:pPr>
+        <w:pStyle w:val="2"/>
+      </w:pPr>
+      <w:r>
+        <w:t>Продюсер данных</w:t>
+      </w:r>
+    </w:p>
+    <w:p>
+      <w:r>
+        <w:t xml:space="preserve">Был создан файл </w:t>
+      </w:r>
+      <w:r>
+        <w:rPr>
+          <w:lang w:val="en-US"/>
+        </w:rPr>
+        <w:t>producer</w:t>
+      </w:r>
+      <w:r>
+        <w:t>.</w:t>
+      </w:r>
+      <w:r>
+        <w:rPr>
+          <w:lang w:val="en-US"/>
+        </w:rPr>
+        <w:t>py</w:t>
+      </w:r>
+      <w:r>
+        <w:t xml:space="preserve"> для создания продуктов и заказов с целью тестирования работы системы. </w:t>
+      </w:r>
+      <w:r>
+        <w:t xml:space="preserve">В нем было добавлено 5 продуктов и 3 заказа, а также в </w:t>
+      </w:r>
+      <w:r>
+        <w:t xml:space="preserve">нем использовалась библиотека </w:t>
+      </w:r>
+      <w:r>
+        <w:rPr>
+          <w:lang w:val="en-US"/>
+        </w:rPr>
+        <w:t>pika</w:t>
+      </w:r>
+      <w:r>
+        <w:t xml:space="preserve"> </w:t>
+      </w:r>
+      <w:r>
+        <w:t xml:space="preserve">(клиент для работы с </w:t>
+      </w:r>
+      <w:r>
+        <w:rPr>
+          <w:lang w:val="en-US"/>
+        </w:rPr>
+        <w:t>RabbitMQ</w:t>
+      </w:r>
+      <w:r>
+        <w:t>)</w:t>
+      </w:r>
+      <w:r>
+        <w:t>.</w:t>
+      </w:r>
+    </w:p>
+    <w:p>
+      <w:pPr>
+        <w:keepNext/>
+        <w:ind w:firstLine="0"/>
+      </w:pPr>
+      <w:r>
+        <w:rPr>
+          <w:noProof/>
+        </w:rPr>
+        <w:lastRenderedPageBreak/>
+        <w:drawing>
+          <wp:inline distT="0" distB="0" distL="0" distR="0" wp14:anchorId="458D9764" wp14:editId="672F338F">
+            <wp:extent cx="5940425" cy="6010275"/>
+            <wp:effectExtent l="0" t="0" r="3175" b="9525"/>
+            <wp:docPr id="10" name="Рисунок 10"/>
+            <wp:cNvGraphicFramePr>
+              <a:graphicFrameLocks xmlns:a="http://schemas.openxmlformats.org/drawingml/2006/main" noChangeAspect="1"/>
+            </wp:cNvGraphicFramePr>
+            <a:graphic xmlns:a="http://schemas.openxmlformats.org/drawingml/2006/main">
+              <a:graphicData uri="http://schemas.openxmlformats.org/drawingml/2006/picture">
+                <pic:pic xmlns:pic="http://schemas.openxmlformats.org/drawingml/2006/picture">
+                  <pic:nvPicPr>
+                    <pic:cNvPr id="1" name=""/>
+                    <pic:cNvPicPr/>
+                  </pic:nvPicPr>
+                  <pic:blipFill>
+                    <a:blip r:embed="rId14"/>
+                    <a:stretch>
+                      <a:fillRect/>
+                    </a:stretch>
+                  </pic:blipFill>
+                  <pic:spPr>
+                    <a:xfrm>
+                      <a:off x="0" y="0"/>
+                      <a:ext cx="5940425" cy="6010275"/>
+                    </a:xfrm>
+                    <a:prstGeom prst="rect">
+                      <a:avLst/>
+                    </a:prstGeom>
+                  </pic:spPr>
+                </pic:pic>
+              </a:graphicData>
+            </a:graphic>
+          </wp:inline>
+        </w:drawing>
+      </w:r>
+    </w:p>
+    <w:p>
+      <w:pPr>
+        <w:pStyle w:val="ab"/>
+      </w:pPr>
+      <w:r>
+        <w:t xml:space="preserve">Рисунок </w:t>
+      </w:r>
+      <w:r>
+        <w:t>7</w:t>
+      </w:r>
+      <w:r>
+        <w:t xml:space="preserve"> – </w:t>
+      </w:r>
+      <w:r>
+        <w:rPr>
+          <w:lang w:val="en-US"/>
+        </w:rPr>
+        <w:t>producer</w:t>
+      </w:r>
+      <w:r>
+        <w:t>.</w:t>
+      </w:r>
+      <w:r>
+        <w:rPr>
+          <w:lang w:val="en-US"/>
+        </w:rPr>
+        <w:t>py</w:t>
+      </w:r>
+    </w:p>
+    <w:p>
+      <w:r>
+        <w:t xml:space="preserve">После чего была проверена работа программы. Были собраны и запущены докер контейнеры. После этого был сперва запущен файл </w:t>
+      </w:r>
+      <w:r>
+        <w:rPr>
+          <w:lang w:val="en-US"/>
+        </w:rPr>
+        <w:t>rabbitmq</w:t>
+      </w:r>
+      <w:r>
+        <w:t>.</w:t>
+      </w:r>
+      <w:r>
+        <w:rPr>
+          <w:lang w:val="en-US"/>
+        </w:rPr>
+        <w:t>py</w:t>
+      </w:r>
+      <w:r>
+        <w:t>, который начал создал и начал слушать очереди «</w:t>
+      </w:r>
+      <w:r>
+        <w:rPr>
+          <w:lang w:val="en-US"/>
+        </w:rPr>
+        <w:t>order</w:t>
+      </w:r>
+      <w:r>
+        <w:t>» и «</w:t>
+      </w:r>
+      <w:r>
+        <w:rPr>
+          <w:lang w:val="en-US"/>
+        </w:rPr>
+        <w:t>product</w:t>
+      </w:r>
+      <w:r>
+        <w:t xml:space="preserve">» </w:t>
+      </w:r>
+    </w:p>
+    <w:p>
+      <w:r>
+        <w:t xml:space="preserve">После этого был запущен продюсер. </w:t>
+      </w:r>
+    </w:p>
+    <w:p>
+      <w:r>
+        <w:t xml:space="preserve">Результаты работы программы представлены на рисунках 8, 9. </w:t>
+      </w:r>
     </w:p>
     <w:p/>
+    <w:p>
+      <w:pPr>
+        <w:keepNext/>
+        <w:ind w:firstLine="0"/>
+      </w:pPr>
+      <w:r>
+        <w:rPr>
+          <w:noProof/>
+          <w:lang w:val="en-US"/>
+        </w:rPr>
+        <w:lastRenderedPageBreak/>
+        <w:drawing>
+          <wp:inline distT="0" distB="0" distL="0" distR="0" wp14:anchorId="2D9EAEC8" wp14:editId="22EA7665">
+            <wp:extent cx="5940425" cy="1827530"/>
+            <wp:effectExtent l="0" t="0" r="3175" b="1270"/>
+            <wp:docPr id="13" name="Рисунок 13"/>
+            <wp:cNvGraphicFramePr>
+              <a:graphicFrameLocks xmlns:a="http://schemas.openxmlformats.org/drawingml/2006/main" noChangeAspect="1"/>
+            </wp:cNvGraphicFramePr>
+            <a:graphic xmlns:a="http://schemas.openxmlformats.org/drawingml/2006/main">
+              <a:graphicData uri="http://schemas.openxmlformats.org/drawingml/2006/picture">
+                <pic:pic xmlns:pic="http://schemas.openxmlformats.org/drawingml/2006/picture">
+                  <pic:nvPicPr>
+                    <pic:cNvPr id="1" name=""/>
+                    <pic:cNvPicPr/>
+                  </pic:nvPicPr>
+                  <pic:blipFill>
+                    <a:blip r:embed="rId15"/>
+                    <a:stretch>
+                      <a:fillRect/>
+                    </a:stretch>
+                  </pic:blipFill>
+                  <pic:spPr>
+                    <a:xfrm>
+                      <a:off x="0" y="0"/>
+                      <a:ext cx="5940425" cy="1827530"/>
+                    </a:xfrm>
+                    <a:prstGeom prst="rect">
+                      <a:avLst/>
+                    </a:prstGeom>
+                  </pic:spPr>
+                </pic:pic>
+              </a:graphicData>
+            </a:graphic>
+          </wp:inline>
+        </w:drawing>
+      </w:r>
+    </w:p>
+    <w:p>
+      <w:pPr>
+        <w:pStyle w:val="ab"/>
+        <w:rPr>
+          <w:lang w:val="en-US"/>
+        </w:rPr>
+      </w:pPr>
+      <w:r>
+        <w:t xml:space="preserve">Рисунок </w:t>
+      </w:r>
+      <w:r>
+        <w:t>8</w:t>
+      </w:r>
+      <w:r>
+        <w:t xml:space="preserve"> - </w:t>
+      </w:r>
+      <w:r>
+        <w:t xml:space="preserve">результат работы </w:t>
+      </w:r>
+      <w:r>
+        <w:rPr>
+          <w:lang w:val="en-US"/>
+        </w:rPr>
+        <w:t>rabbitmq</w:t>
+      </w:r>
+      <w:r>
+        <w:t>.</w:t>
+      </w:r>
+      <w:r>
+        <w:rPr>
+          <w:lang w:val="en-US"/>
+        </w:rPr>
+        <w:t>py</w:t>
+      </w:r>
+    </w:p>
+    <w:p>
+      <w:pPr>
+        <w:keepNext/>
+        <w:ind w:firstLine="0"/>
+      </w:pPr>
+      <w:r>
+        <w:rPr>
+          <w:noProof/>
+          <w:lang w:val="en-US"/>
+        </w:rPr>
+        <w:drawing>
+          <wp:inline distT="0" distB="0" distL="0" distR="0" wp14:anchorId="1D7E4A46" wp14:editId="06D4F4EC">
+            <wp:extent cx="5940425" cy="1238250"/>
+            <wp:effectExtent l="0" t="0" r="3175" b="0"/>
+            <wp:docPr id="12" name="Рисунок 12"/>
+            <wp:cNvGraphicFramePr>
+              <a:graphicFrameLocks xmlns:a="http://schemas.openxmlformats.org/drawingml/2006/main" noChangeAspect="1"/>
+            </wp:cNvGraphicFramePr>
+            <a:graphic xmlns:a="http://schemas.openxmlformats.org/drawingml/2006/main">
+              <a:graphicData uri="http://schemas.openxmlformats.org/drawingml/2006/picture">
+                <pic:pic xmlns:pic="http://schemas.openxmlformats.org/drawingml/2006/picture">
+                  <pic:nvPicPr>
+                    <pic:cNvPr id="1" name=""/>
+                    <pic:cNvPicPr/>
+                  </pic:nvPicPr>
+                  <pic:blipFill>
+                    <a:blip r:embed="rId16"/>
+                    <a:stretch>
+                      <a:fillRect/>
+                    </a:stretch>
+                  </pic:blipFill>
+                  <pic:spPr>
+                    <a:xfrm>
+                      <a:off x="0" y="0"/>
+                      <a:ext cx="5940425" cy="1238250"/>
+                    </a:xfrm>
+                    <a:prstGeom prst="rect">
+                      <a:avLst/>
+                    </a:prstGeom>
+                  </pic:spPr>
+                </pic:pic>
+              </a:graphicData>
+            </a:graphic>
+          </wp:inline>
+        </w:drawing>
+      </w:r>
+    </w:p>
+    <w:p>
+      <w:pPr>
+        <w:pStyle w:val="ab"/>
+        <w:rPr>
+          <w:lang w:val="en-US"/>
+        </w:rPr>
+      </w:pPr>
+      <w:r>
+        <w:t xml:space="preserve">Рисунок </w:t>
+      </w:r>
+      <w:r>
+        <w:t>9</w:t>
+      </w:r>
+      <w:r>
+        <w:rPr>
+          <w:lang w:val="en-US"/>
+        </w:rPr>
+        <w:t xml:space="preserve"> - </w:t>
+      </w:r>
+      <w:r>
+        <w:t xml:space="preserve">Результат работы </w:t>
+      </w:r>
+      <w:r>
+        <w:rPr>
+          <w:lang w:val="en-US"/>
+        </w:rPr>
+        <w:t>producer.py</w:t>
+      </w:r>
+    </w:p>
+    <w:p>
+      <w:pPr>
+        <w:pStyle w:val="1"/>
+      </w:pPr>
+      <w:r>
+        <w:t>Вопросы</w:t>
+      </w:r>
+    </w:p>
+    <w:p>
+      <w:pPr>
+        <w:pStyle w:val="ac"/>
+        <w:numPr>
+          <w:ilvl w:val="0"/>
+          <w:numId w:val="24"/>
+        </w:numPr>
+      </w:pPr>
+      <w:r>
+        <w:t>AMQP (Advanced Message Queuing Protocol) — стандартный протокол обмена сообщениями между приложениями через брокер (например, RabbitMQ). Его плюсы: кросс</w:t>
+      </w:r>
+      <w:r>
+        <w:noBreakHyphen/>
+        <w:t>языковой и кросс</w:t>
+      </w:r>
+      <w:r>
+        <w:noBreakHyphen/>
+        <w:t>платформенный стандарт, надёжная доставка (подтверждения, очереди, персистентность), гибкая маршрутизация и высокая производительность.</w:t>
+      </w:r>
+    </w:p>
+    <w:p>
+      <w:pPr>
+        <w:pStyle w:val="ac"/>
+        <w:numPr>
+          <w:ilvl w:val="0"/>
+          <w:numId w:val="24"/>
+        </w:numPr>
+      </w:pPr>
+      <w:r>
+        <w:t>Очередь сообщений – простой буфер, часто точка-точка, с акцентом на надежную доставку и асинхронность</w:t>
+      </w:r>
+    </w:p>
+    <w:p>
+      <w:pPr>
+        <w:pStyle w:val="ac"/>
+        <w:ind w:left="1069" w:firstLine="0"/>
+      </w:pPr>
+      <w:r>
+        <w:t>Шина сообщений – более сложная система с очередями, маршрутизацией по правилам, изменением форматов и т.д. Могут быть «прикручены» бизнес-процессы. Очередь – компонент шины.</w:t>
+      </w:r>
+    </w:p>
+    <w:p>
+      <w:pPr>
+        <w:pStyle w:val="ac"/>
+        <w:numPr>
+          <w:ilvl w:val="0"/>
+          <w:numId w:val="24"/>
+        </w:numPr>
+      </w:pPr>
+      <w:r>
+        <w:t xml:space="preserve"> Делать очередь </w:t>
+      </w:r>
+      <w:r>
+        <w:rPr>
+          <w:lang w:val="en-US"/>
+        </w:rPr>
+        <w:t>durable</w:t>
+      </w:r>
+      <w:r>
+        <w:t xml:space="preserve">, </w:t>
+      </w:r>
+      <w:r>
+        <w:t xml:space="preserve">сообщения – </w:t>
+      </w:r>
+      <w:r>
+        <w:rPr>
+          <w:lang w:val="en-US"/>
+        </w:rPr>
+        <w:t>persistent</w:t>
+      </w:r>
+      <w:r>
+        <w:t xml:space="preserve">. </w:t>
+      </w:r>
+      <w:r>
+        <w:t>Использовать подтверждения при передаче от потребителей\консюмеров. При необходимости – со стороны продюсера.</w:t>
+      </w:r>
+      <w:r>
+        <w:t xml:space="preserve"> Избегать </w:t>
+      </w:r>
+      <w:r>
+        <w:rPr>
+          <w:lang w:val="en-US"/>
+        </w:rPr>
+        <w:t>auto</w:t>
+      </w:r>
+      <w:r>
+        <w:t>_</w:t>
+      </w:r>
+      <w:r>
+        <w:rPr>
+          <w:lang w:val="en-US"/>
+        </w:rPr>
+        <w:t>ack</w:t>
+      </w:r>
+      <w:r>
+        <w:t>.</w:t>
+      </w:r>
+    </w:p>
+    <w:p>
+      <w:pPr>
+        <w:pStyle w:val="ac"/>
+        <w:numPr>
+          <w:ilvl w:val="0"/>
+          <w:numId w:val="24"/>
+        </w:numPr>
+      </w:pPr>
+      <w:r>
+        <w:lastRenderedPageBreak/>
+        <w:t>Если используется manual ack и сообщение ещё не подтверждено, при падении consumer’а RabbitMQ вернёт его в очередь (requeue), и оно будет выдано другому (или тому же) consumer’у.</w:t>
+      </w:r>
+    </w:p>
+    <w:p>
+      <w:pPr>
+        <w:pStyle w:val="ac"/>
+        <w:ind w:left="1069" w:firstLine="0"/>
+      </w:pPr>
+      <w:r>
+        <w:t>Если стояло auto‑ack или сообщение уже подтверждено, брокер считает его обработанным и повторно не отдаст.</w:t>
+      </w:r>
+    </w:p>
+    <w:p>
+      <w:pPr>
+        <w:pStyle w:val="ac"/>
+        <w:numPr>
+          <w:ilvl w:val="0"/>
+          <w:numId w:val="24"/>
+        </w:numPr>
+      </w:pPr>
+      <w:r>
+        <w:t>Делать очереди durable</w:t>
+      </w:r>
+      <w:r>
+        <w:t>, о</w:t>
+      </w:r>
+      <w:r>
+        <w:t>тправлять сообщения как persistent</w:t>
+      </w:r>
+      <w:r>
+        <w:t>.</w:t>
+      </w:r>
+    </w:p>
+    <w:p>
+      <w:pPr>
+        <w:pStyle w:val="ac"/>
+        <w:numPr>
+          <w:ilvl w:val="0"/>
+          <w:numId w:val="24"/>
+        </w:numPr>
+      </w:pPr>
+      <w:r>
+        <w:t>TTL (Time To Live) — время жизни сообщения, по истечении которого оно считается</w:t>
+      </w:r>
+      <w:r>
+        <w:t xml:space="preserve"> ненужным\испорченным\неважным. Настраивается на уровне очереди или на уровне конкретного сообщения.</w:t>
+      </w:r>
+    </w:p>
+    <w:p>
+      <w:pPr>
+        <w:pStyle w:val="1"/>
+      </w:pPr>
+      <w:r>
+        <w:t>Выводы</w:t>
+      </w:r>
+    </w:p>
+    <w:p>
+      <w:r>
+        <w:t>В ходе лабораторной работы была выполнена полноценная связка Docker</w:t>
+      </w:r>
+      <w:r>
+        <w:noBreakHyphen/>
+        <w:t>окружения, RabbitMQ и Python</w:t>
+      </w:r>
+      <w:r>
+        <w:noBreakHyphen/>
+        <w:t xml:space="preserve">приложения, </w:t>
+      </w:r>
+      <w:r>
+        <w:t xml:space="preserve">где использовалось асинхронное </w:t>
+      </w:r>
+      <w:r>
+        <w:t>взаимодействи</w:t>
+      </w:r>
+      <w:r>
+        <w:t xml:space="preserve">е </w:t>
+      </w:r>
+      <w:r>
+        <w:t xml:space="preserve">между сервисами на основе очередей сообщений. </w:t>
+      </w:r>
+    </w:p>
+    <w:p>
+      <w:r>
+        <w:t>Были настроены контейнеры, проверена работа веб</w:t>
+      </w:r>
+      <w:r>
+        <w:noBreakHyphen/>
+        <w:t>интерфейса RabbitMQ, реализованы сервис</w:t>
+      </w:r>
+      <w:r>
+        <w:noBreakHyphen/>
+        <w:t xml:space="preserve">консьюмер для обработки заказов и </w:t>
+      </w:r>
+      <w:r>
+        <w:t>продукции,</w:t>
+      </w:r>
+      <w:r>
+        <w:t xml:space="preserve"> и отдельный продюсер для генерации тестовых данных</w:t>
+      </w:r>
+      <w:r>
+        <w:t>.</w:t>
+      </w:r>
+    </w:p>
+    <w:p>
+      <w:r>
+        <w:t>Реализация обработки заказов и товаров через очереди продемонстрировала преимущества разделения ответственности: приложение стало реагировать на входящие события, а не выполнять всё синхронно, что упрощает масштабирование и повышает устойчивость к нагрузкам</w:t>
+      </w:r>
+      <w:r>
+        <w:t>, что критично в крупных проектах.</w:t>
+      </w:r>
+    </w:p>
     <w:sectPr>
-      <w:headerReference w:type="even" r:id="rId11"/>
-      <w:headerReference w:type="default" r:id="rId12"/>
-      <w:footerReference w:type="even" r:id="rId13"/>
-      <w:footerReference w:type="default" r:id="rId14"/>
-      <w:headerReference w:type="first" r:id="rId15"/>
-      <w:footerReference w:type="first" r:id="rId16"/>
+      <w:headerReference w:type="even" r:id="rId17"/>
+      <w:headerReference w:type="default" r:id="rId18"/>
+      <w:footerReference w:type="even" r:id="rId19"/>
+      <w:footerReference w:type="default" r:id="rId20"/>
+      <w:headerReference w:type="first" r:id="rId21"/>
+      <w:footerReference w:type="first" r:id="rId22"/>
       <w:pgSz w:w="11906" w:h="16838"/>
       <w:pgMar w:top="1134" w:right="850" w:bottom="1134" w:left="1701" w:header="708" w:footer="708" w:gutter="0"/>
       <w:cols w:space="708"/>
@@ -2657,6 +3563,95 @@
     </w:lvl>
   </w:abstractNum>
   <w:abstractNum w:abstractNumId="15" w15:restartNumberingAfterBreak="0">
+    <w:nsid w:val="50F2242B"/>
+    <w:multiLevelType w:val="hybridMultilevel"/>
+    <w:tmpl w:val="8F7AE3B0"/>
+    <w:lvl w:ilvl="0" w:tplc="740696F4">
+      <w:start w:val="1"/>
+      <w:numFmt w:val="decimal"/>
+      <w:lvlText w:val="%1."/>
+      <w:lvlJc w:val="left"/>
+      <w:pPr>
+        <w:ind w:left="1069" w:hanging="360"/>
+      </w:pPr>
+      <w:rPr>
+        <w:rFonts w:hint="default"/>
+      </w:rPr>
+    </w:lvl>
+    <w:lvl w:ilvl="1" w:tplc="04190019" w:tentative="1">
+      <w:start w:val="1"/>
+      <w:numFmt w:val="lowerLetter"/>
+      <w:lvlText w:val="%2."/>
+      <w:lvlJc w:val="left"/>
+      <w:pPr>
+        <w:ind w:left="1789" w:hanging="360"/>
+      </w:pPr>
+    </w:lvl>
+    <w:lvl w:ilvl="2" w:tplc="0419001B" w:tentative="1">
+      <w:start w:val="1"/>
+      <w:numFmt w:val="lowerRoman"/>
+      <w:lvlText w:val="%3."/>
+      <w:lvlJc w:val="right"/>
+      <w:pPr>
+        <w:ind w:left="2509" w:hanging="180"/>
+      </w:pPr>
+    </w:lvl>
+    <w:lvl w:ilvl="3" w:tplc="0419000F" w:tentative="1">
+      <w:start w:val="1"/>
+      <w:numFmt w:val="decimal"/>
+      <w:lvlText w:val="%4."/>
+      <w:lvlJc w:val="left"/>
+      <w:pPr>
+        <w:ind w:left="3229" w:hanging="360"/>
+      </w:pPr>
+    </w:lvl>
+    <w:lvl w:ilvl="4" w:tplc="04190019" w:tentative="1">
+      <w:start w:val="1"/>
+      <w:numFmt w:val="lowerLetter"/>
+      <w:lvlText w:val="%5."/>
+      <w:lvlJc w:val="left"/>
+      <w:pPr>
+        <w:ind w:left="3949" w:hanging="360"/>
+      </w:pPr>
+    </w:lvl>
+    <w:lvl w:ilvl="5" w:tplc="0419001B" w:tentative="1">
+      <w:start w:val="1"/>
+      <w:numFmt w:val="lowerRoman"/>
+      <w:lvlText w:val="%6."/>
+      <w:lvlJc w:val="right"/>
+      <w:pPr>
+        <w:ind w:left="4669" w:hanging="180"/>
+      </w:pPr>
+    </w:lvl>
+    <w:lvl w:ilvl="6" w:tplc="0419000F" w:tentative="1">
+      <w:start w:val="1"/>
+      <w:numFmt w:val="decimal"/>
+      <w:lvlText w:val="%7."/>
+      <w:lvlJc w:val="left"/>
+      <w:pPr>
+        <w:ind w:left="5389" w:hanging="360"/>
+      </w:pPr>
+    </w:lvl>
+    <w:lvl w:ilvl="7" w:tplc="04190019" w:tentative="1">
+      <w:start w:val="1"/>
+      <w:numFmt w:val="lowerLetter"/>
+      <w:lvlText w:val="%8."/>
+      <w:lvlJc w:val="left"/>
+      <w:pPr>
+        <w:ind w:left="6109" w:hanging="360"/>
+      </w:pPr>
+    </w:lvl>
+    <w:lvl w:ilvl="8" w:tplc="0419001B" w:tentative="1">
+      <w:start w:val="1"/>
+      <w:numFmt w:val="lowerRoman"/>
+      <w:lvlText w:val="%9."/>
+      <w:lvlJc w:val="right"/>
+      <w:pPr>
+        <w:ind w:left="6829" w:hanging="180"/>
+      </w:pPr>
+    </w:lvl>
+  </w:abstractNum>
+  <w:abstractNum w:abstractNumId="16" w15:restartNumberingAfterBreak="0">
     <w:nsid w:val="5A2918C7"/>
     <w:multiLevelType w:val="hybridMultilevel"/>
     <w:tmpl w:val="78A61990"/>
@@ -2769,7 +3764,7 @@
       </w:rPr>
     </w:lvl>
   </w:abstractNum>
-  <w:abstractNum w:abstractNumId="16" w15:restartNumberingAfterBreak="0">
+  <w:abstractNum w:abstractNumId="17" w15:restartNumberingAfterBreak="0">
     <w:nsid w:val="5B5B788C"/>
     <w:multiLevelType w:val="multilevel"/>
     <w:tmpl w:val="BB400AD8"/>
@@ -2882,7 +3877,7 @@
       </w:pPr>
     </w:lvl>
   </w:abstractNum>
-  <w:abstractNum w:abstractNumId="17" w15:restartNumberingAfterBreak="0">
+  <w:abstractNum w:abstractNumId="18" w15:restartNumberingAfterBreak="0">
     <w:nsid w:val="6191479B"/>
     <w:multiLevelType w:val="hybridMultilevel"/>
     <w:tmpl w:val="197CEED4"/>
@@ -2971,7 +3966,7 @@
       </w:pPr>
     </w:lvl>
   </w:abstractNum>
-  <w:abstractNum w:abstractNumId="18" w15:restartNumberingAfterBreak="0">
+  <w:abstractNum w:abstractNumId="19" w15:restartNumberingAfterBreak="0">
     <w:nsid w:val="6C5E307B"/>
     <w:multiLevelType w:val="hybridMultilevel"/>
     <w:tmpl w:val="32FA1B4A"/>
@@ -3084,7 +4079,7 @@
       </w:rPr>
     </w:lvl>
   </w:abstractNum>
-  <w:abstractNum w:abstractNumId="19" w15:restartNumberingAfterBreak="0">
+  <w:abstractNum w:abstractNumId="20" w15:restartNumberingAfterBreak="0">
     <w:nsid w:val="6D4B19D2"/>
     <w:multiLevelType w:val="hybridMultilevel"/>
     <w:tmpl w:val="9E2A2BFE"/>
@@ -3197,7 +4192,7 @@
       </w:rPr>
     </w:lvl>
   </w:abstractNum>
-  <w:abstractNum w:abstractNumId="20" w15:restartNumberingAfterBreak="0">
+  <w:abstractNum w:abstractNumId="21" w15:restartNumberingAfterBreak="0">
     <w:nsid w:val="6E450984"/>
     <w:multiLevelType w:val="hybridMultilevel"/>
     <w:tmpl w:val="3188795C"/>
@@ -3286,7 +4281,7 @@
       </w:pPr>
     </w:lvl>
   </w:abstractNum>
-  <w:abstractNum w:abstractNumId="21" w15:restartNumberingAfterBreak="0">
+  <w:abstractNum w:abstractNumId="22" w15:restartNumberingAfterBreak="0">
     <w:nsid w:val="74605A8D"/>
     <w:multiLevelType w:val="multilevel"/>
     <w:tmpl w:val="04190025"/>
@@ -3381,7 +4376,7 @@
       </w:pPr>
     </w:lvl>
   </w:abstractNum>
-  <w:abstractNum w:abstractNumId="22" w15:restartNumberingAfterBreak="0">
+  <w:abstractNum w:abstractNumId="23" w15:restartNumberingAfterBreak="0">
     <w:nsid w:val="79992872"/>
     <w:multiLevelType w:val="multilevel"/>
     <w:tmpl w:val="198C7DC2"/>
@@ -3471,13 +4466,13 @@
     </w:lvl>
   </w:abstractNum>
   <w:num w:numId="1">
-    <w:abstractNumId w:val="21"/>
+    <w:abstractNumId w:val="22"/>
   </w:num>
   <w:num w:numId="2">
     <w:abstractNumId w:val="5"/>
   </w:num>
   <w:num w:numId="3">
-    <w:abstractNumId w:val="22"/>
+    <w:abstractNumId w:val="23"/>
   </w:num>
   <w:num w:numId="4">
     <w:abstractNumId w:val="7"/>
@@ -3495,13 +4490,13 @@
     <w:abstractNumId w:val="14"/>
   </w:num>
   <w:num w:numId="8">
-    <w:abstractNumId w:val="17"/>
+    <w:abstractNumId w:val="18"/>
   </w:num>
   <w:num w:numId="9">
     <w:abstractNumId w:val="3"/>
   </w:num>
   <w:num w:numId="10">
-    <w:abstractNumId w:val="16"/>
+    <w:abstractNumId w:val="17"/>
   </w:num>
   <w:num w:numId="11">
     <w:abstractNumId w:val="6"/>
@@ -3516,19 +4511,19 @@
     <w:abstractNumId w:val="9"/>
   </w:num>
   <w:num w:numId="15">
-    <w:abstractNumId w:val="15"/>
+    <w:abstractNumId w:val="16"/>
   </w:num>
   <w:num w:numId="16">
     <w:abstractNumId w:val="4"/>
   </w:num>
   <w:num w:numId="17">
-    <w:abstractNumId w:val="18"/>
+    <w:abstractNumId w:val="19"/>
   </w:num>
   <w:num w:numId="18">
     <w:abstractNumId w:val="13"/>
   </w:num>
   <w:num w:numId="19">
-    <w:abstractNumId w:val="19"/>
+    <w:abstractNumId w:val="20"/>
   </w:num>
   <w:num w:numId="20">
     <w:abstractNumId w:val="2"/>
@@ -3540,7 +4535,10 @@
     <w:abstractNumId w:val="0"/>
   </w:num>
   <w:num w:numId="23">
-    <w:abstractNumId w:val="20"/>
+    <w:abstractNumId w:val="21"/>
+  </w:num>
+  <w:num w:numId="24">
+    <w:abstractNumId w:val="15"/>
   </w:num>
 </w:numbering>
 </file>
